--- a/SS03/Bai3,5,6,8.docx
+++ b/SS03/Bai3,5,6,8.docx
@@ -14,10 +14,10 @@
         <w:tblLook w:val="04A0" w:firstRow="1" w:lastRow="0" w:firstColumn="1" w:lastColumn="0" w:noHBand="0" w:noVBand="1"/>
       </w:tblPr>
       <w:tblGrid>
-        <w:gridCol w:w="1541"/>
-        <w:gridCol w:w="1541"/>
-        <w:gridCol w:w="1522"/>
-        <w:gridCol w:w="4736"/>
+        <w:gridCol w:w="1471"/>
+        <w:gridCol w:w="1471"/>
+        <w:gridCol w:w="1510"/>
+        <w:gridCol w:w="4888"/>
       </w:tblGrid>
       <w:tr>
         <w:trPr>
@@ -794,13 +794,15 @@
                 <w:szCs w:val="24"/>
               </w:rPr>
             </w:pPr>
-            <w:r>
-              <w:rPr>
-                <w:rFonts w:ascii="SFProDisplay" w:eastAsia="Times New Roman" w:hAnsi="SFProDisplay" w:cs="Times New Roman"/>
+            <w:bookmarkStart w:id="0" w:name="_GoBack"/>
+            <w:bookmarkEnd w:id="0"/>
+            <w:r>
+              <w:rPr>
+                <w:rFonts w:cs="Times New Roman"/>
                 <w:color w:val="000000"/>
-                <w:szCs w:val="24"/>
-              </w:rPr>
-              <w:t> </w:t>
+                <w:shd w:val="clear" w:color="auto" w:fill="FFFFFF"/>
+              </w:rPr>
+              <w:t>Đề xuất hoá đơn</w:t>
             </w:r>
           </w:p>
         </w:tc>
@@ -869,20 +871,32 @@
           </w:tcPr>
           <w:p>
             <w:pPr>
-              <w:spacing w:after="0" w:line="240" w:lineRule="auto"/>
+              <w:rPr>
+                <w:rFonts w:eastAsia="Times New Roman" w:cs="Times New Roman"/>
+                <w:szCs w:val="24"/>
+              </w:rPr>
+            </w:pPr>
+            <w:r>
               <w:rPr>
                 <w:rFonts w:ascii="SFProDisplay" w:eastAsia="Times New Roman" w:hAnsi="SFProDisplay" w:cs="Times New Roman"/>
                 <w:color w:val="000000"/>
                 <w:szCs w:val="24"/>
               </w:rPr>
-            </w:pPr>
-            <w:r>
-              <w:rPr>
-                <w:rFonts w:ascii="SFProDisplay" w:eastAsia="Times New Roman" w:hAnsi="SFProDisplay" w:cs="Times New Roman"/>
-                <w:color w:val="000000"/>
-                <w:szCs w:val="24"/>
-              </w:rPr>
               <w:t> </w:t>
+            </w:r>
+            <w:r>
+              <w:rPr>
+                <w:rFonts w:eastAsia="Times New Roman" w:cs="Times New Roman"/>
+                <w:szCs w:val="24"/>
+              </w:rPr>
+              <w:t>"Xem đánh giá" có thể liên quan đến việc đề xu</w:t>
+            </w:r>
+            <w:r>
+              <w:rPr>
+                <w:rFonts w:eastAsia="Times New Roman" w:cs="Times New Roman"/>
+                <w:szCs w:val="24"/>
+              </w:rPr>
+              <w:t>ất hóa đơn nhưng không bắt buộc</w:t>
             </w:r>
           </w:p>
         </w:tc>
@@ -3441,10 +3455,7 @@
         </w:tc>
       </w:tr>
     </w:tbl>
-    <w:p>
-      <w:bookmarkStart w:id="0" w:name="_GoBack"/>
-      <w:bookmarkEnd w:id="0"/>
-    </w:p>
+    <w:p/>
     <w:sectPr>
       <w:pgSz w:w="12240" w:h="15840"/>
       <w:pgMar w:top="1440" w:right="1440" w:bottom="1440" w:left="1440" w:header="720" w:footer="720" w:gutter="0"/>
